--- a/Week 12 - Day 53 -Spring boot - Micro Service - 4 Jun 2025.docx
+++ b/Week 12 - Day 53 -Spring boot - Micro Service - 4 Jun 2025.docx
@@ -149,7 +149,23 @@
           <w:sz w:val="28"/>
           <w:szCs w:val="28"/>
         </w:rPr>
-        <w:t xml:space="preserve">By default eureka server port number is </w:t>
+        <w:t xml:space="preserve">By </w:t>
+      </w:r>
+      <w:proofErr w:type="gramStart"/>
+      <w:r>
+        <w:rPr>
+          <w:sz w:val="28"/>
+          <w:szCs w:val="28"/>
+        </w:rPr>
+        <w:t>default</w:t>
+      </w:r>
+      <w:proofErr w:type="gramEnd"/>
+      <w:r>
+        <w:rPr>
+          <w:sz w:val="28"/>
+          <w:szCs w:val="28"/>
+        </w:rPr>
+        <w:t xml:space="preserve"> eureka server port number is </w:t>
       </w:r>
       <w:r>
         <w:rPr>
@@ -365,25 +381,7 @@
           <w:sz w:val="28"/>
           <w:szCs w:val="28"/>
         </w:rPr>
-        <w:t xml:space="preserve">Creating </w:t>
-      </w:r>
-      <w:r>
-        <w:rPr>
-          <w:b/>
-          <w:bCs/>
-          <w:sz w:val="28"/>
-          <w:szCs w:val="28"/>
-        </w:rPr>
-        <w:t xml:space="preserve">second </w:t>
-      </w:r>
-      <w:r>
-        <w:rPr>
-          <w:b/>
-          <w:bCs/>
-          <w:sz w:val="28"/>
-          <w:szCs w:val="28"/>
-        </w:rPr>
-        <w:t xml:space="preserve">simple micro service project </w:t>
+        <w:t xml:space="preserve">Creating second simple micro service project </w:t>
       </w:r>
     </w:p>
     <w:p>
@@ -1187,7 +1185,27 @@
           <w:sz w:val="28"/>
           <w:szCs w:val="28"/>
         </w:rPr>
-        <w:t xml:space="preserve">Method level is use to map the path as well as request method like get, post ,put and delete. </w:t>
+        <w:t xml:space="preserve">Method level is use to map the path as well as request method like get, </w:t>
+      </w:r>
+      <w:proofErr w:type="gramStart"/>
+      <w:r>
+        <w:rPr>
+          <w:b/>
+          <w:bCs/>
+          <w:sz w:val="28"/>
+          <w:szCs w:val="28"/>
+        </w:rPr>
+        <w:t>post ,put</w:t>
+      </w:r>
+      <w:proofErr w:type="gramEnd"/>
+      <w:r>
+        <w:rPr>
+          <w:b/>
+          <w:bCs/>
+          <w:sz w:val="28"/>
+          <w:szCs w:val="28"/>
+        </w:rPr>
+        <w:t xml:space="preserve"> and delete. </w:t>
       </w:r>
     </w:p>
     <w:p>
@@ -1208,6 +1226,52 @@
           <w:szCs w:val="28"/>
         </w:rPr>
         <w:t xml:space="preserve">Class level to provide root path. </w:t>
+      </w:r>
+    </w:p>
+    <w:p>
+      <w:pPr>
+        <w:rPr>
+          <w:sz w:val="28"/>
+          <w:szCs w:val="28"/>
+        </w:rPr>
+      </w:pPr>
+    </w:p>
+    <w:p>
+      <w:pPr>
+        <w:rPr>
+          <w:sz w:val="28"/>
+          <w:szCs w:val="28"/>
+        </w:rPr>
+      </w:pPr>
+      <w:r>
+        <w:rPr>
+          <w:sz w:val="28"/>
+          <w:szCs w:val="28"/>
+        </w:rPr>
+        <w:t xml:space="preserve">@RequestMapping annotation is generic annotation with different methods like get, post, put and delete. </w:t>
+      </w:r>
+    </w:p>
+    <w:p>
+      <w:pPr>
+        <w:rPr>
+          <w:sz w:val="28"/>
+          <w:szCs w:val="28"/>
+        </w:rPr>
+      </w:pPr>
+    </w:p>
+    <w:p>
+      <w:pPr>
+        <w:rPr>
+          <w:sz w:val="28"/>
+          <w:szCs w:val="28"/>
+        </w:rPr>
+      </w:pPr>
+      <w:r>
+        <w:rPr>
+          <w:sz w:val="28"/>
+          <w:szCs w:val="28"/>
+        </w:rPr>
+        <w:t xml:space="preserve">@GetMapping, @PostMapping, @DeleteMapping, @PutMapping, @PatchMapping. These all annotation we can use on method level not on class level with meaningful annotation name base upon http protocol methods. </w:t>
       </w:r>
     </w:p>
     <w:p>
